--- a/Todo 28042025/revision4/Checklist.docx
+++ b/Todo 28042025/revision4/Checklist.docx
@@ -1,6 +1,6 @@
 
 <file path=word/document.xml><?xml version="1.0" encoding="utf-8"?>
-<w:document xmlns:wpc="http://schemas.microsoft.com/office/word/2010/wordprocessingCanvas" xmlns:cx="http://schemas.microsoft.com/office/drawing/2014/chartex" xmlns:cx1="http://schemas.microsoft.com/office/drawing/2015/9/8/chartex" xmlns:cx2="http://schemas.microsoft.com/office/drawing/2015/10/21/chartex" xmlns:cx3="http://schemas.microsoft.com/office/drawing/2016/5/9/chartex" xmlns:cx4="http://schemas.microsoft.com/office/drawing/2016/5/10/chartex" xmlns:cx5="http://schemas.microsoft.com/office/drawing/2016/5/11/chartex" xmlns:cx6="http://schemas.microsoft.com/office/drawing/2016/5/12/chartex" xmlns:cx7="http://schemas.microsoft.com/office/drawing/2016/5/13/chartex" xmlns:cx8="http://schemas.microsoft.com/office/drawing/2016/5/14/chartex" xmlns:mc="http://schemas.openxmlformats.org/markup-compatibility/2006" xmlns:aink="http://schemas.microsoft.com/office/drawing/2016/ink" xmlns:am3d="http://schemas.microsoft.com/office/drawing/2017/model3d" xmlns:o="urn:schemas-microsoft-com:office:office" xmlns:oel="http://schemas.microsoft.com/office/2019/extlst" xmlns:r="http://schemas.openxmlformats.org/officeDocument/2006/relationships" xmlns:m="http://schemas.openxmlformats.org/officeDocument/2006/math" xmlns:v="urn:schemas-microsoft-com:vml" xmlns:wp14="http://schemas.microsoft.com/office/word/2010/wordprocessingDrawing" xmlns:wp="http://schemas.openxmlformats.org/drawingml/2006/wordprocessingDrawing" xmlns:w10="urn:schemas-microsoft-com:office:word" xmlns:w="http://schemas.openxmlformats.org/wordprocessingml/2006/main" xmlns:w14="http://schemas.microsoft.com/office/word/2010/wordml" xmlns:w15="http://schemas.microsoft.com/office/word/2012/wordml" xmlns:w16cex="http://schemas.microsoft.com/office/word/2018/wordml/cex" xmlns:w16cid="http://schemas.microsoft.com/office/word/2016/wordml/cid" xmlns:w16="http://schemas.microsoft.com/office/word/2018/wordml" xmlns:w16sdtdh="http://schemas.microsoft.com/office/word/2020/wordml/sdtdatahash" xmlns:w16se="http://schemas.microsoft.com/office/word/2015/wordml/symex" xmlns:wpg="http://schemas.microsoft.com/office/word/2010/wordprocessingGroup" xmlns:wpi="http://schemas.microsoft.com/office/word/2010/wordprocessingInk" xmlns:wne="http://schemas.microsoft.com/office/word/2006/wordml" xmlns:wps="http://schemas.microsoft.com/office/word/2010/wordprocessingShape" mc:Ignorable="w14 w15 w16se w16cid w16 w16cex w16sdtdh wp14">
+<w:document xmlns:wpc="http://schemas.microsoft.com/office/word/2010/wordprocessingCanvas" xmlns:cx="http://schemas.microsoft.com/office/drawing/2014/chartex" xmlns:cx1="http://schemas.microsoft.com/office/drawing/2015/9/8/chartex" xmlns:mc="http://schemas.openxmlformats.org/markup-compatibility/2006" xmlns:o="urn:schemas-microsoft-com:office:office" xmlns:r="http://schemas.openxmlformats.org/officeDocument/2006/relationships" xmlns:m="http://schemas.openxmlformats.org/officeDocument/2006/math" xmlns:v="urn:schemas-microsoft-com:vml" xmlns:wp14="http://schemas.microsoft.com/office/word/2010/wordprocessingDrawing" xmlns:wp="http://schemas.openxmlformats.org/drawingml/2006/wordprocessingDrawing" xmlns:w10="urn:schemas-microsoft-com:office:word" xmlns:w="http://schemas.openxmlformats.org/wordprocessingml/2006/main" xmlns:w14="http://schemas.microsoft.com/office/word/2010/wordml" xmlns:w15="http://schemas.microsoft.com/office/word/2012/wordml" xmlns:w16se="http://schemas.microsoft.com/office/word/2015/wordml/symex" xmlns:wpg="http://schemas.microsoft.com/office/word/2010/wordprocessingGroup" xmlns:wpi="http://schemas.microsoft.com/office/word/2010/wordprocessingInk" xmlns:wne="http://schemas.microsoft.com/office/word/2006/wordml" xmlns:wps="http://schemas.microsoft.com/office/word/2010/wordprocessingShape" mc:Ignorable="w14 w15 w16se wp14">
   <w:body>
     <w:tbl>
       <w:tblPr>
@@ -374,7 +374,8 @@
             </w:pPr>
             <w:r>
               <w:rPr>
-                <w:lang w:val="en-US"/>
+                <w:noProof/>
+                <w:lang w:eastAsia="id-ID"/>
               </w:rPr>
               <w:drawing>
                 <wp:inline distT="0" distB="0" distL="0" distR="0" wp14:anchorId="77FD7EA1" wp14:editId="28F5AE1A">
@@ -704,7 +705,8 @@
             </w:pPr>
             <w:r>
               <w:rPr>
-                <w:lang w:val="en-US"/>
+                <w:noProof/>
+                <w:lang w:eastAsia="id-ID"/>
               </w:rPr>
               <w:drawing>
                 <wp:inline distT="0" distB="0" distL="0" distR="0" wp14:anchorId="0C06D1A0" wp14:editId="4588B3C7">
@@ -1006,7 +1008,8 @@
             </w:pPr>
             <w:r>
               <w:rPr>
-                <w:lang w:val="en-US"/>
+                <w:noProof/>
+                <w:lang w:eastAsia="id-ID"/>
               </w:rPr>
               <w:drawing>
                 <wp:inline distT="0" distB="0" distL="0" distR="0" wp14:anchorId="7BC946B0" wp14:editId="37415F02">
@@ -1541,11 +1544,417 @@
             <w:pPr>
               <w:jc w:val="center"/>
             </w:pPr>
+            <w:r>
+              <w:t>DONE</w:t>
+            </w:r>
+          </w:p>
+          <w:p>
+            <w:pPr>
+              <w:jc w:val="center"/>
+              <w:rPr>
+                <w:rStyle w:val="rynqvb"/>
+                <w:lang w:val="en"/>
+              </w:rPr>
+            </w:pPr>
+            <w:r>
+              <w:rPr>
+                <w:rStyle w:val="rynqvb"/>
+                <w:lang w:val="en"/>
+              </w:rPr>
+              <w:t xml:space="preserve">I have changed the logic so you can transfer student grades without any duplicate exams or double </w:t>
+            </w:r>
+            <w:proofErr w:type="spellStart"/>
+            <w:r>
+              <w:rPr>
+                <w:rStyle w:val="rynqvb"/>
+                <w:lang w:val="en"/>
+              </w:rPr>
+              <w:t>mark_activity</w:t>
+            </w:r>
+            <w:proofErr w:type="spellEnd"/>
+            <w:r>
+              <w:rPr>
+                <w:rStyle w:val="rynqvb"/>
+                <w:lang w:val="en"/>
+              </w:rPr>
+              <w:t xml:space="preserve"> on the target. This feature works by searching for the same exam name and mark activity name, then the student </w:t>
+            </w:r>
+            <w:proofErr w:type="gramStart"/>
+            <w:r>
+              <w:rPr>
+                <w:rStyle w:val="rynqvb"/>
+                <w:lang w:val="en"/>
+              </w:rPr>
+              <w:t>will be transferred</w:t>
+            </w:r>
+            <w:proofErr w:type="gramEnd"/>
+            <w:r>
+              <w:rPr>
+                <w:rStyle w:val="rynqvb"/>
+                <w:lang w:val="en"/>
+              </w:rPr>
+              <w:t xml:space="preserve"> from the source along with his/her grades.</w:t>
+            </w:r>
+          </w:p>
+          <w:p>
+            <w:pPr>
+              <w:jc w:val="center"/>
+              <w:rPr>
+                <w:rStyle w:val="rynqvb"/>
+              </w:rPr>
+            </w:pPr>
+            <w:r>
+              <w:rPr>
+                <w:rStyle w:val="rynqvb"/>
+              </w:rPr>
+              <w:t>For example:</w:t>
+            </w:r>
+          </w:p>
+          <w:p>
+            <w:pPr>
+              <w:jc w:val="center"/>
+            </w:pPr>
+            <w:r>
+              <w:rPr>
+                <w:rStyle w:val="rynqvb"/>
+              </w:rPr>
+              <w:t xml:space="preserve">I will transfer ruth </w:t>
+            </w:r>
           </w:p>
         </w:tc>
       </w:tr>
     </w:tbl>
     <w:p/>
+    <w:p/>
+    <w:p/>
+    <w:p>
+      <w:r>
+        <w:lastRenderedPageBreak/>
+        <w:t>Point 4 example new working:</w:t>
+      </w:r>
+      <w:r>
+        <w:br/>
+        <w:t>i will transfer student RUTH Mery (From corte de caballero L-MI-VI10A 1PM)</w:t>
+      </w:r>
+    </w:p>
+    <w:p>
+      <w:r>
+        <w:rPr>
+          <w:noProof/>
+          <w:lang w:eastAsia="id-ID"/>
+        </w:rPr>
+        <w:drawing>
+          <wp:inline distT="0" distB="0" distL="0" distR="0" wp14:anchorId="7F4091E6" wp14:editId="631778DF">
+            <wp:extent cx="6859270" cy="3231515"/>
+            <wp:effectExtent l="0" t="0" r="0" b="6985"/>
+            <wp:docPr id="4" name="Picture 4"/>
+            <wp:cNvGraphicFramePr>
+              <a:graphicFrameLocks xmlns:a="http://schemas.openxmlformats.org/drawingml/2006/main" noChangeAspect="1"/>
+            </wp:cNvGraphicFramePr>
+            <a:graphic xmlns:a="http://schemas.openxmlformats.org/drawingml/2006/main">
+              <a:graphicData uri="http://schemas.openxmlformats.org/drawingml/2006/picture">
+                <pic:pic xmlns:pic="http://schemas.openxmlformats.org/drawingml/2006/picture">
+                  <pic:nvPicPr>
+                    <pic:cNvPr id="1" name=""/>
+                    <pic:cNvPicPr/>
+                  </pic:nvPicPr>
+                  <pic:blipFill>
+                    <a:blip r:embed="rId8"/>
+                    <a:stretch>
+                      <a:fillRect/>
+                    </a:stretch>
+                  </pic:blipFill>
+                  <pic:spPr>
+                    <a:xfrm>
+                      <a:off x="0" y="0"/>
+                      <a:ext cx="6859270" cy="3231515"/>
+                    </a:xfrm>
+                    <a:prstGeom prst="rect">
+                      <a:avLst/>
+                    </a:prstGeom>
+                  </pic:spPr>
+                </pic:pic>
+              </a:graphicData>
+            </a:graphic>
+          </wp:inline>
+        </w:drawing>
+      </w:r>
+    </w:p>
+    <w:p/>
+    <w:p>
+      <w:pPr>
+        <w:pStyle w:val="Heading3"/>
+        <w:rPr>
+          <w:sz w:val="20"/>
+          <w:szCs w:val="20"/>
+        </w:rPr>
+      </w:pPr>
+      <w:r>
+        <w:t xml:space="preserve">With target </w:t>
+      </w:r>
+      <w:r>
+        <w:t>CORTE DE CABALLERO - Duplicate 5328</w:t>
+      </w:r>
+      <w:r>
+        <w:t xml:space="preserve"> </w:t>
+      </w:r>
+      <w:r>
+        <w:rPr>
+          <w:sz w:val="20"/>
+          <w:szCs w:val="20"/>
+        </w:rPr>
+        <w:t>COSMETOLOGIA - ESTILISMO "L - MI - VI 10 A 1PM"</w:t>
+      </w:r>
+      <w:r>
+        <w:rPr>
+          <w:sz w:val="20"/>
+          <w:szCs w:val="20"/>
+        </w:rPr>
+        <w:t xml:space="preserve"> </w:t>
+      </w:r>
+      <w:r>
+        <w:rPr>
+          <w:color w:val="FF0000"/>
+          <w:sz w:val="20"/>
+          <w:szCs w:val="20"/>
+        </w:rPr>
+        <w:t>Here there is no student with the name Ruth Mery</w:t>
+      </w:r>
+    </w:p>
+    <w:p>
+      <w:pPr>
+        <w:pStyle w:val="Heading3"/>
+      </w:pPr>
+      <w:r>
+        <w:rPr>
+          <w:noProof/>
+        </w:rPr>
+        <w:drawing>
+          <wp:inline distT="0" distB="0" distL="0" distR="0" wp14:anchorId="18E7A1AE" wp14:editId="4DC1DD73">
+            <wp:extent cx="6859270" cy="3233420"/>
+            <wp:effectExtent l="0" t="0" r="0" b="5080"/>
+            <wp:docPr id="5" name="Picture 5"/>
+            <wp:cNvGraphicFramePr>
+              <a:graphicFrameLocks xmlns:a="http://schemas.openxmlformats.org/drawingml/2006/main" noChangeAspect="1"/>
+            </wp:cNvGraphicFramePr>
+            <a:graphic xmlns:a="http://schemas.openxmlformats.org/drawingml/2006/main">
+              <a:graphicData uri="http://schemas.openxmlformats.org/drawingml/2006/picture">
+                <pic:pic xmlns:pic="http://schemas.openxmlformats.org/drawingml/2006/picture">
+                  <pic:nvPicPr>
+                    <pic:cNvPr id="1" name=""/>
+                    <pic:cNvPicPr/>
+                  </pic:nvPicPr>
+                  <pic:blipFill>
+                    <a:blip r:embed="rId9"/>
+                    <a:stretch>
+                      <a:fillRect/>
+                    </a:stretch>
+                  </pic:blipFill>
+                  <pic:spPr>
+                    <a:xfrm>
+                      <a:off x="0" y="0"/>
+                      <a:ext cx="6859270" cy="3233420"/>
+                    </a:xfrm>
+                    <a:prstGeom prst="rect">
+                      <a:avLst/>
+                    </a:prstGeom>
+                  </pic:spPr>
+                </pic:pic>
+              </a:graphicData>
+            </a:graphic>
+          </wp:inline>
+        </w:drawing>
+      </w:r>
+    </w:p>
+    <w:p>
+      <w:pPr>
+        <w:rPr>
+          <w:color w:val="FF0000"/>
+        </w:rPr>
+      </w:pPr>
+      <w:r>
+        <w:rPr>
+          <w:color w:val="FF0000"/>
+        </w:rPr>
+        <w:t>because the L-MI-VI10A 1PM Caballero Corte has the same exam name, and the value transfer activity makes it possible to do so</w:t>
+      </w:r>
+    </w:p>
+    <w:p>
+      <w:pPr>
+        <w:rPr>
+          <w:color w:val="FF0000"/>
+        </w:rPr>
+      </w:pPr>
+      <w:r>
+        <w:rPr>
+          <w:noProof/>
+          <w:color w:val="FF0000"/>
+          <w:lang w:eastAsia="id-ID"/>
+        </w:rPr>
+        <w:lastRenderedPageBreak/>
+        <w:drawing>
+          <wp:inline distT="0" distB="0" distL="0" distR="0">
+            <wp:extent cx="6848475" cy="6667500"/>
+            <wp:effectExtent l="76200" t="76200" r="142875" b="133350"/>
+            <wp:docPr id="6" name="Picture 6"/>
+            <wp:cNvGraphicFramePr>
+              <a:graphicFrameLocks xmlns:a="http://schemas.openxmlformats.org/drawingml/2006/main" noChangeAspect="1"/>
+            </wp:cNvGraphicFramePr>
+            <a:graphic xmlns:a="http://schemas.openxmlformats.org/drawingml/2006/main">
+              <a:graphicData uri="http://schemas.openxmlformats.org/drawingml/2006/picture">
+                <pic:pic xmlns:pic="http://schemas.openxmlformats.org/drawingml/2006/picture">
+                  <pic:nvPicPr>
+                    <pic:cNvPr id="0" name="Picture 1"/>
+                    <pic:cNvPicPr>
+                      <a:picLocks noChangeAspect="1" noChangeArrowheads="1"/>
+                    </pic:cNvPicPr>
+                  </pic:nvPicPr>
+                  <pic:blipFill>
+                    <a:blip r:embed="rId10">
+                      <a:extLst>
+                        <a:ext uri="{28A0092B-C50C-407E-A947-70E740481C1C}">
+                          <a14:useLocalDpi xmlns:a14="http://schemas.microsoft.com/office/drawing/2010/main" val="0"/>
+                        </a:ext>
+                      </a:extLst>
+                    </a:blip>
+                    <a:srcRect/>
+                    <a:stretch>
+                      <a:fillRect/>
+                    </a:stretch>
+                  </pic:blipFill>
+                  <pic:spPr bwMode="auto">
+                    <a:xfrm>
+                      <a:off x="0" y="0"/>
+                      <a:ext cx="6848475" cy="6667500"/>
+                    </a:xfrm>
+                    <a:prstGeom prst="rect">
+                      <a:avLst/>
+                    </a:prstGeom>
+                    <a:ln w="38100" cap="sq">
+                      <a:solidFill>
+                        <a:srgbClr val="000000"/>
+                      </a:solidFill>
+                      <a:prstDash val="solid"/>
+                      <a:miter lim="800000"/>
+                    </a:ln>
+                    <a:effectLst>
+                      <a:outerShdw blurRad="50800" dist="38100" dir="2700000" algn="tl" rotWithShape="0">
+                        <a:srgbClr val="000000">
+                          <a:alpha val="43000"/>
+                        </a:srgbClr>
+                      </a:outerShdw>
+                    </a:effectLst>
+                  </pic:spPr>
+                </pic:pic>
+              </a:graphicData>
+            </a:graphic>
+          </wp:inline>
+        </w:drawing>
+      </w:r>
+    </w:p>
+    <w:p/>
+    <w:p>
+      <w:r>
+        <w:t>After Success transfer student with name RUTH MERY its removed from source</w:t>
+      </w:r>
+    </w:p>
+    <w:p>
+      <w:r>
+        <w:rPr>
+          <w:noProof/>
+          <w:lang w:eastAsia="id-ID"/>
+        </w:rPr>
+        <w:drawing>
+          <wp:inline distT="0" distB="0" distL="0" distR="0" wp14:anchorId="7B5CF199" wp14:editId="5ADB50FB">
+            <wp:extent cx="5345292" cy="2695904"/>
+            <wp:effectExtent l="0" t="0" r="8255" b="9525"/>
+            <wp:docPr id="7" name="Picture 7"/>
+            <wp:cNvGraphicFramePr>
+              <a:graphicFrameLocks xmlns:a="http://schemas.openxmlformats.org/drawingml/2006/main" noChangeAspect="1"/>
+            </wp:cNvGraphicFramePr>
+            <a:graphic xmlns:a="http://schemas.openxmlformats.org/drawingml/2006/main">
+              <a:graphicData uri="http://schemas.openxmlformats.org/drawingml/2006/picture">
+                <pic:pic xmlns:pic="http://schemas.openxmlformats.org/drawingml/2006/picture">
+                  <pic:nvPicPr>
+                    <pic:cNvPr id="1" name=""/>
+                    <pic:cNvPicPr/>
+                  </pic:nvPicPr>
+                  <pic:blipFill>
+                    <a:blip r:embed="rId11"/>
+                    <a:stretch>
+                      <a:fillRect/>
+                    </a:stretch>
+                  </pic:blipFill>
+                  <pic:spPr>
+                    <a:xfrm>
+                      <a:off x="0" y="0"/>
+                      <a:ext cx="5361723" cy="2704191"/>
+                    </a:xfrm>
+                    <a:prstGeom prst="rect">
+                      <a:avLst/>
+                    </a:prstGeom>
+                  </pic:spPr>
+                </pic:pic>
+              </a:graphicData>
+            </a:graphic>
+          </wp:inline>
+        </w:drawing>
+      </w:r>
+    </w:p>
+    <w:p>
+      <w:r>
+        <w:t>And appears in Target with same grade value</w:t>
+      </w:r>
+    </w:p>
+    <w:p>
+      <w:r>
+        <w:rPr>
+          <w:noProof/>
+          <w:lang w:eastAsia="id-ID"/>
+        </w:rPr>
+        <w:lastRenderedPageBreak/>
+        <w:drawing>
+          <wp:inline distT="0" distB="0" distL="0" distR="0" wp14:anchorId="03343C41" wp14:editId="2EFF676B">
+            <wp:extent cx="6859270" cy="3249930"/>
+            <wp:effectExtent l="0" t="0" r="0" b="7620"/>
+            <wp:docPr id="9" name="Picture 9"/>
+            <wp:cNvGraphicFramePr>
+              <a:graphicFrameLocks xmlns:a="http://schemas.openxmlformats.org/drawingml/2006/main" noChangeAspect="1"/>
+            </wp:cNvGraphicFramePr>
+            <a:graphic xmlns:a="http://schemas.openxmlformats.org/drawingml/2006/main">
+              <a:graphicData uri="http://schemas.openxmlformats.org/drawingml/2006/picture">
+                <pic:pic xmlns:pic="http://schemas.openxmlformats.org/drawingml/2006/picture">
+                  <pic:nvPicPr>
+                    <pic:cNvPr id="1" name=""/>
+                    <pic:cNvPicPr/>
+                  </pic:nvPicPr>
+                  <pic:blipFill>
+                    <a:blip r:embed="rId12"/>
+                    <a:stretch>
+                      <a:fillRect/>
+                    </a:stretch>
+                  </pic:blipFill>
+                  <pic:spPr>
+                    <a:xfrm>
+                      <a:off x="0" y="0"/>
+                      <a:ext cx="6859270" cy="3249930"/>
+                    </a:xfrm>
+                    <a:prstGeom prst="rect">
+                      <a:avLst/>
+                    </a:prstGeom>
+                  </pic:spPr>
+                </pic:pic>
+              </a:graphicData>
+            </a:graphic>
+          </wp:inline>
+        </w:drawing>
+      </w:r>
+    </w:p>
+    <w:p/>
+    <w:p>
+      <w:bookmarkStart w:id="0" w:name="_GoBack"/>
+      <w:bookmarkEnd w:id="0"/>
+    </w:p>
     <w:sectPr>
       <w:pgSz w:w="12242" w:h="18722" w:code="187"/>
       <w:pgMar w:top="720" w:right="720" w:bottom="720" w:left="720" w:header="708" w:footer="708" w:gutter="0"/>
@@ -1557,7 +1966,7 @@
 </file>
 
 <file path=word/numbering.xml><?xml version="1.0" encoding="utf-8"?>
-<w:numbering xmlns:wpc="http://schemas.microsoft.com/office/word/2010/wordprocessingCanvas" xmlns:cx="http://schemas.microsoft.com/office/drawing/2014/chartex" xmlns:cx1="http://schemas.microsoft.com/office/drawing/2015/9/8/chartex" xmlns:cx2="http://schemas.microsoft.com/office/drawing/2015/10/21/chartex" xmlns:cx3="http://schemas.microsoft.com/office/drawing/2016/5/9/chartex" xmlns:cx4="http://schemas.microsoft.com/office/drawing/2016/5/10/chartex" xmlns:cx5="http://schemas.microsoft.com/office/drawing/2016/5/11/chartex" xmlns:cx6="http://schemas.microsoft.com/office/drawing/2016/5/12/chartex" xmlns:cx7="http://schemas.microsoft.com/office/drawing/2016/5/13/chartex" xmlns:cx8="http://schemas.microsoft.com/office/drawing/2016/5/14/chartex" xmlns:mc="http://schemas.openxmlformats.org/markup-compatibility/2006" xmlns:aink="http://schemas.microsoft.com/office/drawing/2016/ink" xmlns:am3d="http://schemas.microsoft.com/office/drawing/2017/model3d" xmlns:o="urn:schemas-microsoft-com:office:office" xmlns:oel="http://schemas.microsoft.com/office/2019/extlst" xmlns:r="http://schemas.openxmlformats.org/officeDocument/2006/relationships" xmlns:m="http://schemas.openxmlformats.org/officeDocument/2006/math" xmlns:v="urn:schemas-microsoft-com:vml" xmlns:wp14="http://schemas.microsoft.com/office/word/2010/wordprocessingDrawing" xmlns:wp="http://schemas.openxmlformats.org/drawingml/2006/wordprocessingDrawing" xmlns:w10="urn:schemas-microsoft-com:office:word" xmlns:w="http://schemas.openxmlformats.org/wordprocessingml/2006/main" xmlns:w14="http://schemas.microsoft.com/office/word/2010/wordml" xmlns:w15="http://schemas.microsoft.com/office/word/2012/wordml" xmlns:w16cex="http://schemas.microsoft.com/office/word/2018/wordml/cex" xmlns:w16cid="http://schemas.microsoft.com/office/word/2016/wordml/cid" xmlns:w16="http://schemas.microsoft.com/office/word/2018/wordml" xmlns:w16sdtdh="http://schemas.microsoft.com/office/word/2020/wordml/sdtdatahash" xmlns:w16se="http://schemas.microsoft.com/office/word/2015/wordml/symex" xmlns:wpg="http://schemas.microsoft.com/office/word/2010/wordprocessingGroup" xmlns:wpi="http://schemas.microsoft.com/office/word/2010/wordprocessingInk" xmlns:wne="http://schemas.microsoft.com/office/word/2006/wordml" xmlns:wps="http://schemas.microsoft.com/office/word/2010/wordprocessingShape" mc:Ignorable="w14 w15 w16se w16cid w16 w16cex w16sdtdh wp14">
+<w:numbering xmlns:wpc="http://schemas.microsoft.com/office/word/2010/wordprocessingCanvas" xmlns:cx="http://schemas.microsoft.com/office/drawing/2014/chartex" xmlns:cx1="http://schemas.microsoft.com/office/drawing/2015/9/8/chartex" xmlns:mc="http://schemas.openxmlformats.org/markup-compatibility/2006" xmlns:o="urn:schemas-microsoft-com:office:office" xmlns:r="http://schemas.openxmlformats.org/officeDocument/2006/relationships" xmlns:m="http://schemas.openxmlformats.org/officeDocument/2006/math" xmlns:v="urn:schemas-microsoft-com:vml" xmlns:wp14="http://schemas.microsoft.com/office/word/2010/wordprocessingDrawing" xmlns:wp="http://schemas.openxmlformats.org/drawingml/2006/wordprocessingDrawing" xmlns:w10="urn:schemas-microsoft-com:office:word" xmlns:w="http://schemas.openxmlformats.org/wordprocessingml/2006/main" xmlns:w14="http://schemas.microsoft.com/office/word/2010/wordml" xmlns:w15="http://schemas.microsoft.com/office/word/2012/wordml" xmlns:w16se="http://schemas.microsoft.com/office/word/2015/wordml/symex" xmlns:wpg="http://schemas.microsoft.com/office/word/2010/wordprocessingGroup" xmlns:wpi="http://schemas.microsoft.com/office/word/2010/wordprocessingInk" xmlns:wne="http://schemas.microsoft.com/office/word/2006/wordml" xmlns:wps="http://schemas.microsoft.com/office/word/2010/wordprocessingShape" mc:Ignorable="w14 w15 w16se wp14">
   <w:abstractNum w:abstractNumId="0" w15:restartNumberingAfterBreak="0">
     <w:nsid w:val="09BC163F"/>
     <w:multiLevelType w:val="multilevel"/>
@@ -1707,14 +2116,14 @@
       </w:rPr>
     </w:lvl>
   </w:abstractNum>
-  <w:num w:numId="1" w16cid:durableId="1149202648">
+  <w:num w:numId="1">
     <w:abstractNumId w:val="0"/>
   </w:num>
 </w:numbering>
 </file>
 
 <file path=word/styles.xml><?xml version="1.0" encoding="utf-8"?>
-<w:styles xmlns:mc="http://schemas.openxmlformats.org/markup-compatibility/2006" xmlns:r="http://schemas.openxmlformats.org/officeDocument/2006/relationships" xmlns:w="http://schemas.openxmlformats.org/wordprocessingml/2006/main" xmlns:w14="http://schemas.microsoft.com/office/word/2010/wordml" xmlns:w15="http://schemas.microsoft.com/office/word/2012/wordml" xmlns:w16cex="http://schemas.microsoft.com/office/word/2018/wordml/cex" xmlns:w16cid="http://schemas.microsoft.com/office/word/2016/wordml/cid" xmlns:w16="http://schemas.microsoft.com/office/word/2018/wordml" xmlns:w16sdtdh="http://schemas.microsoft.com/office/word/2020/wordml/sdtdatahash" xmlns:w16se="http://schemas.microsoft.com/office/word/2015/wordml/symex" mc:Ignorable="w14 w15 w16se w16cid w16 w16cex w16sdtdh">
+<w:styles xmlns:mc="http://schemas.openxmlformats.org/markup-compatibility/2006" xmlns:r="http://schemas.openxmlformats.org/officeDocument/2006/relationships" xmlns:w="http://schemas.openxmlformats.org/wordprocessingml/2006/main" xmlns:w14="http://schemas.microsoft.com/office/word/2010/wordml" xmlns:w15="http://schemas.microsoft.com/office/word/2012/wordml" xmlns:w16se="http://schemas.microsoft.com/office/word/2015/wordml/symex" mc:Ignorable="w14 w15 w16se">
   <w:docDefaults>
     <w:rPrDefault>
       <w:rPr>
@@ -1730,7 +2139,7 @@
       </w:pPr>
     </w:pPrDefault>
   </w:docDefaults>
-  <w:latentStyles w:defLockedState="0" w:defUIPriority="99" w:defSemiHidden="0" w:defUnhideWhenUsed="0" w:defQFormat="0" w:count="376">
+  <w:latentStyles w:defLockedState="0" w:defUIPriority="99" w:defSemiHidden="0" w:defUnhideWhenUsed="0" w:defQFormat="0" w:count="371">
     <w:lsdException w:name="Normal" w:uiPriority="0" w:qFormat="1"/>
     <w:lsdException w:name="heading 1" w:uiPriority="9" w:qFormat="1"/>
     <w:lsdException w:name="heading 2" w:semiHidden="1" w:uiPriority="9" w:unhideWhenUsed="1" w:qFormat="1"/>
@@ -2102,11 +2511,6 @@
     <w:lsdException w:name="List Table 5 Dark Accent 6" w:uiPriority="50"/>
     <w:lsdException w:name="List Table 6 Colorful Accent 6" w:uiPriority="51"/>
     <w:lsdException w:name="List Table 7 Colorful Accent 6" w:uiPriority="52"/>
-    <w:lsdException w:name="Mention" w:semiHidden="1" w:unhideWhenUsed="1"/>
-    <w:lsdException w:name="Smart Hyperlink" w:semiHidden="1" w:unhideWhenUsed="1"/>
-    <w:lsdException w:name="Hashtag" w:semiHidden="1" w:unhideWhenUsed="1"/>
-    <w:lsdException w:name="Unresolved Mention" w:semiHidden="1" w:unhideWhenUsed="1"/>
-    <w:lsdException w:name="Smart Link" w:semiHidden="1" w:unhideWhenUsed="1"/>
   </w:latentStyles>
   <w:style w:type="paragraph" w:default="1" w:styleId="Normal">
     <w:name w:val="Normal"/>
@@ -2309,6 +2713,11 @@
     <w:name w:val="y2iqfc"/>
     <w:basedOn w:val="DefaultParagraphFont"/>
     <w:rsid w:val="00DC6D79"/>
+  </w:style>
+  <w:style w:type="character" w:customStyle="1" w:styleId="rynqvb">
+    <w:name w:val="rynqvb"/>
+    <w:basedOn w:val="DefaultParagraphFont"/>
+    <w:rsid w:val="0012199E"/>
   </w:style>
 </w:styles>
 </file>
